--- a/3-G-3/5-week-5/4-worksheet/Computer Worksheet G3 W5.docx
+++ b/3-G-3/5-week-5/4-worksheet/Computer Worksheet G3 W5.docx
@@ -163,7 +163,7 @@
             <w:pPr>
               <w:jc w:val="right"/>
               <w:rPr>
-                <w:rFonts w:asciiTheme="minorBidi" w:hAnsiTheme="minorBidi" w:hint="cs"/>
+                <w:rFonts w:asciiTheme="minorBidi" w:hAnsiTheme="minorBidi"/>
                 <w:b/>
                 <w:bCs/>
                 <w:rtl/>
@@ -188,7 +188,7 @@
             <w:pPr>
               <w:jc w:val="center"/>
               <w:rPr>
-                <w:rFonts w:ascii="Comic Sans MS" w:hAnsi="Comic Sans MS" w:hint="cs"/>
+                <w:rFonts w:ascii="Comic Sans MS" w:hAnsi="Comic Sans MS"/>
                 <w:b/>
                 <w:bCs/>
                 <w:sz w:val="28"/>
@@ -999,7 +999,7 @@
           </mc:Choice>
           <mc:Fallback>
             <w:pict>
-              <v:line w14:anchorId="5AD23668" id="Straight Connector 9" o:spid="_x0000_s1026" style="position:absolute;left:0;text-align:left;z-index:251658240;visibility:visible;mso-wrap-style:square;mso-width-percent:0;mso-wrap-distance-left:9pt;mso-wrap-distance-top:0;mso-wrap-distance-right:9pt;mso-wrap-distance-bottom:0;mso-position-horizontal:absolute;mso-position-horizontal-relative:text;mso-position-vertical:absolute;mso-position-vertical-relative:text;mso-width-percent:0;mso-width-relative:margin" from="369pt,235.85pt" to="529.5pt,235.85pt" o:gfxdata="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" strokecolor="black [3200]" strokeweight="3pt">
+              <v:line w14:anchorId="472FD61B" id="Straight Connector 9" o:spid="_x0000_s1026" style="position:absolute;left:0;text-align:left;z-index:251658240;visibility:visible;mso-wrap-style:square;mso-width-percent:0;mso-wrap-distance-left:9pt;mso-wrap-distance-top:0;mso-wrap-distance-right:9pt;mso-wrap-distance-bottom:0;mso-position-horizontal:absolute;mso-position-horizontal-relative:text;mso-position-vertical:absolute;mso-position-vertical-relative:text;mso-width-percent:0;mso-width-relative:margin" from="369pt,235.85pt" to="529.5pt,235.85pt" o:gfxdata="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" strokecolor="black [3200]" strokeweight="3pt">
                 <v:shadow on="t" color="black" opacity="22937f" origin=",.5" offset="0,.63889mm"/>
               </v:line>
             </w:pict>
@@ -1278,7 +1278,7 @@
           </mc:Choice>
           <mc:Fallback>
             <w:pict>
-              <v:line w14:anchorId="57A574C9" id="Straight Connector 9" o:spid="_x0000_s1026" style="position:absolute;left:0;text-align:left;z-index:251588608;visibility:visible;mso-wrap-style:square;mso-width-percent:0;mso-wrap-distance-left:9pt;mso-wrap-distance-top:0;mso-wrap-distance-right:9pt;mso-wrap-distance-bottom:0;mso-position-horizontal:absolute;mso-position-horizontal-relative:text;mso-position-vertical:absolute;mso-position-vertical-relative:text;mso-width-percent:0;mso-width-relative:margin" from="21.75pt,235.85pt" to="174.85pt,235.85pt" o:gfxdata="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" strokecolor="black [3200]" strokeweight="3pt">
+              <v:line w14:anchorId="5CCDEF4C" id="Straight Connector 9" o:spid="_x0000_s1026" style="position:absolute;left:0;text-align:left;z-index:251588608;visibility:visible;mso-wrap-style:square;mso-width-percent:0;mso-wrap-distance-left:9pt;mso-wrap-distance-top:0;mso-wrap-distance-right:9pt;mso-wrap-distance-bottom:0;mso-position-horizontal:absolute;mso-position-horizontal-relative:text;mso-position-vertical:absolute;mso-position-vertical-relative:text;mso-width-percent:0;mso-width-relative:margin" from="21.75pt,235.85pt" to="174.85pt,235.85pt" o:gfxdata="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" strokecolor="black [3200]" strokeweight="3pt">
                 <v:shadow on="t" color="black" opacity="22937f" origin=",.5" offset="0,.63889mm"/>
               </v:line>
             </w:pict>
@@ -1347,7 +1347,7 @@
           </mc:Choice>
           <mc:Fallback>
             <w:pict>
-              <v:line w14:anchorId="200CCAE6" id="Straight Connector 9" o:spid="_x0000_s1026" style="position:absolute;left:0;text-align:left;z-index:251609088;visibility:visible;mso-wrap-style:square;mso-width-percent:0;mso-wrap-distance-left:9pt;mso-wrap-distance-top:0;mso-wrap-distance-right:9pt;mso-wrap-distance-bottom:0;mso-position-horizontal:absolute;mso-position-horizontal-relative:text;mso-position-vertical:absolute;mso-position-vertical-relative:text;mso-width-percent:0;mso-width-relative:margin" from="21.75pt,403.85pt" to="180.1pt,403.85pt" o:gfxdata="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" strokecolor="black [3200]" strokeweight="3pt">
+              <v:line w14:anchorId="5145F602" id="Straight Connector 9" o:spid="_x0000_s1026" style="position:absolute;left:0;text-align:left;z-index:251609088;visibility:visible;mso-wrap-style:square;mso-width-percent:0;mso-wrap-distance-left:9pt;mso-wrap-distance-top:0;mso-wrap-distance-right:9pt;mso-wrap-distance-bottom:0;mso-position-horizontal:absolute;mso-position-horizontal-relative:text;mso-position-vertical:absolute;mso-position-vertical-relative:text;mso-width-percent:0;mso-width-relative:margin" from="21.75pt,403.85pt" to="180.1pt,403.85pt" o:gfxdata="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" strokecolor="black [3200]" strokeweight="3pt">
                 <v:shadow on="t" color="black" opacity="22937f" origin=",.5" offset="0,.63889mm"/>
               </v:line>
             </w:pict>
@@ -1416,7 +1416,7 @@
           </mc:Choice>
           <mc:Fallback>
             <w:pict>
-              <v:line w14:anchorId="379DEED5" id="Straight Connector 9" o:spid="_x0000_s1026" style="position:absolute;left:0;text-align:left;z-index:251631616;visibility:visible;mso-wrap-style:square;mso-width-percent:0;mso-wrap-distance-left:9pt;mso-wrap-distance-top:0;mso-wrap-distance-right:9pt;mso-wrap-distance-bottom:0;mso-position-horizontal:absolute;mso-position-horizontal-relative:text;mso-position-vertical:absolute;mso-position-vertical-relative:text;mso-width-percent:0;mso-width-relative:margin" from="363pt,403.85pt" to="522.75pt,403.85pt" o:gfxdata="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" strokecolor="black [3200]" strokeweight="3pt">
+              <v:line w14:anchorId="56E1C27B" id="Straight Connector 9" o:spid="_x0000_s1026" style="position:absolute;left:0;text-align:left;z-index:251631616;visibility:visible;mso-wrap-style:square;mso-width-percent:0;mso-wrap-distance-left:9pt;mso-wrap-distance-top:0;mso-wrap-distance-right:9pt;mso-wrap-distance-bottom:0;mso-position-horizontal:absolute;mso-position-horizontal-relative:text;mso-position-vertical:absolute;mso-position-vertical-relative:text;mso-width-percent:0;mso-width-relative:margin" from="363pt,403.85pt" to="522.75pt,403.85pt" o:gfxdata="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" strokecolor="black [3200]" strokeweight="3pt">
                 <v:shadow on="t" color="black" opacity="22937f" origin=",.5" offset="0,.63889mm"/>
               </v:line>
             </w:pict>
@@ -1595,14 +1595,12 @@
                                 <w:lang w:bidi="ar-EG"/>
                               </w:rPr>
                             </w:pPr>
-                            <w:proofErr w:type="spellStart"/>
                             <w:r>
                               <w:rPr>
                                 <w:lang w:bidi="ar-EG"/>
                               </w:rPr>
-                              <w:t>Calender</w:t>
+                              <w:t>Calendar</w:t>
                             </w:r>
-                            <w:proofErr w:type="spellEnd"/>
                           </w:p>
                         </w:txbxContent>
                       </wps:txbx>
@@ -1633,14 +1631,12 @@
                           <w:lang w:bidi="ar-EG"/>
                         </w:rPr>
                       </w:pPr>
-                      <w:proofErr w:type="spellStart"/>
                       <w:r>
                         <w:rPr>
                           <w:lang w:bidi="ar-EG"/>
                         </w:rPr>
-                        <w:t>Calender</w:t>
+                        <w:t>Calendar</w:t>
                       </w:r>
-                      <w:proofErr w:type="spellEnd"/>
                     </w:p>
                   </w:txbxContent>
                 </v:textbox>
@@ -2174,6 +2170,7 @@
   <w:style w:type="character" w:default="1" w:styleId="DefaultParagraphFont">
     <w:name w:val="Default Paragraph Font"/>
     <w:uiPriority w:val="1"/>
+    <w:semiHidden/>
     <w:unhideWhenUsed/>
   </w:style>
   <w:style w:type="table" w:default="1" w:styleId="TableNormal">
